--- a/lessons/10-6/downloads/10-6-notes-teacher.docx
+++ b/lessons/10-6/downloads/10-6-notes-teacher.docx
@@ -366,7 +366,7 @@
           </w:p>
           <w:p>
             <w:pPr>
-              <w:spacing w:after="0"/>
+              <w:spacing w:after="40"/>
             </w:pPr>
             <w:r>
               <w:rPr>
@@ -374,6 +374,31 @@
                 <w:szCs w:val="21"/>
               </w:rPr>
               <w:t xml:space="preserve">The story of your relationship with math — and how it has changed over time.</w:t>
+            </w:r>
+          </w:p>
+          <w:p>
+            <w:pPr>
+              <w:spacing w:after="0"/>
+            </w:pPr>
+            <w:r>
+              <w:rPr>
+                <w:b/>
+                <w:bCs/>
+                <w:color w:val="1FA6A2"/>
+                <w:sz w:val="18"/>
+                <w:szCs w:val="18"/>
+              </w:rPr>
+              <w:t xml:space="preserve">Example:  </w:t>
+            </w:r>
+            <w:r>
+              <w:rPr>
+                <w:i/>
+                <w:iCs/>
+                <w:color w:val="5F6F80"/>
+                <w:sz w:val="18"/>
+                <w:szCs w:val="18"/>
+              </w:rPr>
+              <w:t xml:space="preserve">September: “I am not a math person.” June: “I can explain why it works.”</w:t>
             </w:r>
           </w:p>
         </w:tc>
@@ -495,7 +520,7 @@
           </w:p>
           <w:p>
             <w:pPr>
-              <w:spacing w:after="0"/>
+              <w:spacing w:after="40"/>
             </w:pPr>
             <w:r>
               <w:rPr>
@@ -503,6 +528,31 @@
                 <w:szCs w:val="21"/>
               </w:rPr>
               <w:t xml:space="preserve">To look back at what you did, felt, and learned, and think about what it means.</w:t>
+            </w:r>
+          </w:p>
+          <w:p>
+            <w:pPr>
+              <w:spacing w:after="0"/>
+            </w:pPr>
+            <w:r>
+              <w:rPr>
+                <w:b/>
+                <w:bCs/>
+                <w:color w:val="1FA6A2"/>
+                <w:sz w:val="18"/>
+                <w:szCs w:val="18"/>
+              </w:rPr>
+              <w:t xml:space="preserve">Example:  </w:t>
+            </w:r>
+            <w:r>
+              <w:rPr>
+                <w:i/>
+                <w:iCs/>
+                <w:color w:val="5F6F80"/>
+                <w:sz w:val="18"/>
+                <w:szCs w:val="18"/>
+              </w:rPr>
+              <w:t xml:space="preserve">Looking back at the tram problem: what worked, what you would change.</w:t>
             </w:r>
           </w:p>
         </w:tc>
@@ -624,7 +674,7 @@
           </w:p>
           <w:p>
             <w:pPr>
-              <w:spacing w:after="0"/>
+              <w:spacing w:after="40"/>
             </w:pPr>
             <w:r>
               <w:rPr>
@@ -634,133 +684,29 @@
               <w:t xml:space="preserve">The change between what you could do before and what you can do now.</w:t>
             </w:r>
           </w:p>
-        </w:tc>
-      </w:tr>
-    </w:tbl>
-    <w:tbl>
-      <w:tblPr>
-        <w:tblW w:type="pct" w:w="100%"/>
-        <w:tblBorders>
-          <w:top w:val="none" w:color="FFFFFF" w:sz="0"/>
-          <w:left w:val="none" w:color="FFFFFF" w:sz="0"/>
-          <w:bottom w:val="single" w:color="C7D2DD" w:sz="4"/>
-          <w:right w:val="none" w:color="FFFFFF" w:sz="0"/>
-          <w:insideH w:val="none" w:color="FFFFFF" w:sz="0"/>
-          <w:insideV w:val="none" w:color="FFFFFF" w:sz="0"/>
-        </w:tblBorders>
-      </w:tblPr>
-      <w:tblGrid>
-        <w:gridCol w:w="1800"/>
-        <w:gridCol w:w="7560"/>
-      </w:tblGrid>
-      <w:tr>
-        <w:trPr>
-          <w:cantSplit/>
-        </w:trPr>
-        <w:tc>
-          <w:tcPr>
-            <w:tcW w:type="dxa" w:w="1800"/>
-            <w:tcMar>
-              <w:top w:type="dxa" w:w="100"/>
-              <w:left w:type="dxa" w:w="40"/>
-              <w:bottom w:type="dxa" w:w="100"/>
-              <w:right w:type="dxa" w:w="120"/>
-            </w:tcMar>
-            <w:vAlign w:val="center"/>
-          </w:tcPr>
           <w:p>
             <w:pPr>
               <w:spacing w:after="0"/>
-              <w:jc w:val="center"/>
-            </w:pPr>
-            <w:r>
-              <w:drawing>
-                <wp:inline distT="0" distB="0" distL="0" distR="0">
-                  <wp:extent cx="1047750" cy="790575"/>
-                  <wp:effectExtent t="0" r="0" b="0" l="0"/>
-                  <wp:docPr id="1" name="" descr="" title=""/>
-                  <wp:cNvGraphicFramePr>
-                    <a:graphicFrameLocks xmlns:a="http://schemas.openxmlformats.org/drawingml/2006/main" noChangeAspect="1"/>
-                  </wp:cNvGraphicFramePr>
-                  <a:graphic xmlns:a="http://schemas.openxmlformats.org/drawingml/2006/main">
-                    <a:graphicData uri="http://schemas.openxmlformats.org/drawingml/2006/picture">
-                      <pic:pic xmlns:pic="http://schemas.openxmlformats.org/drawingml/2006/picture">
-                        <pic:nvPicPr>
-                          <pic:cNvPr id="0" name="" descr=""/>
-                          <pic:cNvPicPr>
-                            <a:picLocks noChangeAspect="1" noChangeArrowheads="1"/>
-                          </pic:cNvPicPr>
-                        </pic:nvPicPr>
-                        <pic:blipFill>
-                          <a:blip r:embed="rId11" cstate="none"/>
-                          <a:srcRect/>
-                          <a:stretch>
-                            <a:fillRect/>
-                          </a:stretch>
-                        </pic:blipFill>
-                        <pic:spPr bwMode="auto">
-                          <a:xfrm>
-                            <a:off x="0" y="0"/>
-                            <a:ext cx="1047750" cy="790575"/>
-                          </a:xfrm>
-                          <a:prstGeom prst="rect">
-                            <a:avLst/>
-                          </a:prstGeom>
-                        </pic:spPr>
-                      </pic:pic>
-                    </a:graphicData>
-                  </a:graphic>
-                </wp:inline>
-              </w:drawing>
-            </w:r>
-          </w:p>
-        </w:tc>
-        <w:tc>
-          <w:tcPr>
-            <w:tcW w:type="dxa" w:w="7560"/>
-            <w:tcMar>
-              <w:top w:type="dxa" w:w="100"/>
-              <w:left w:type="dxa" w:w="40"/>
-              <w:bottom w:type="dxa" w:w="100"/>
-              <w:right w:type="dxa" w:w="40"/>
-            </w:tcMar>
-            <w:vAlign w:val="center"/>
-          </w:tcPr>
-          <w:p>
-            <w:pPr>
-              <w:spacing w:after="50"/>
             </w:pPr>
             <w:r>
               <w:rPr>
                 <w:b/>
                 <w:bCs/>
-                <w:color w:val="12355B"/>
-                <w:sz w:val="24"/>
-                <w:szCs w:val="24"/>
+                <w:color w:val="1FA6A2"/>
+                <w:sz w:val="18"/>
+                <w:szCs w:val="18"/>
               </w:rPr>
-              <w:t xml:space="preserve">confidence</w:t>
+              <w:t xml:space="preserve">Example:  </w:t>
             </w:r>
             <w:r>
               <w:rPr>
                 <w:i/>
                 <w:iCs/>
                 <w:color w:val="5F6F80"/>
-                <w:sz w:val="19"/>
-                <w:szCs w:val="19"/>
+                <w:sz w:val="18"/>
+                <w:szCs w:val="18"/>
               </w:rPr>
-              <w:t xml:space="preserve">   confianza</w:t>
-            </w:r>
-          </w:p>
-          <w:p>
-            <w:pPr>
-              <w:spacing w:after="0"/>
-            </w:pPr>
-            <w:r>
-              <w:rPr>
-                <w:sz w:val="21"/>
-                <w:szCs w:val="21"/>
-              </w:rPr>
-              <w:t xml:space="preserve">Trusting yourself to try a problem, even when the first attempt might fail.</w:t>
+              <w:t xml:space="preserve">In Unit 1 you estimated 80 riders; now you find 480 riders per hour.</w:t>
             </w:r>
           </w:p>
         </w:tc>
@@ -867,6 +813,160 @@
                 <w:sz w:val="24"/>
                 <w:szCs w:val="24"/>
               </w:rPr>
+              <w:t xml:space="preserve">confidence</w:t>
+            </w:r>
+            <w:r>
+              <w:rPr>
+                <w:i/>
+                <w:iCs/>
+                <w:color w:val="5F6F80"/>
+                <w:sz w:val="19"/>
+                <w:szCs w:val="19"/>
+              </w:rPr>
+              <w:t xml:space="preserve">   confianza</w:t>
+            </w:r>
+          </w:p>
+          <w:p>
+            <w:pPr>
+              <w:spacing w:after="40"/>
+            </w:pPr>
+            <w:r>
+              <w:rPr>
+                <w:sz w:val="21"/>
+                <w:szCs w:val="21"/>
+              </w:rPr>
+              <w:t xml:space="preserve">Trusting yourself to try a problem, even when the first attempt might fail.</w:t>
+            </w:r>
+          </w:p>
+          <w:p>
+            <w:pPr>
+              <w:spacing w:after="0"/>
+            </w:pPr>
+            <w:r>
+              <w:rPr>
+                <w:b/>
+                <w:bCs/>
+                <w:color w:val="1FA6A2"/>
+                <w:sz w:val="18"/>
+                <w:szCs w:val="18"/>
+              </w:rPr>
+              <w:t xml:space="preserve">Example:  </w:t>
+            </w:r>
+            <w:r>
+              <w:rPr>
+                <w:i/>
+                <w:iCs/>
+                <w:color w:val="5F6F80"/>
+                <w:sz w:val="18"/>
+                <w:szCs w:val="18"/>
+              </w:rPr>
+              <w:t xml:space="preserve">Starting a hard problem before you are sure it will work.</w:t>
+            </w:r>
+          </w:p>
+        </w:tc>
+      </w:tr>
+    </w:tbl>
+    <w:tbl>
+      <w:tblPr>
+        <w:tblW w:type="pct" w:w="100%"/>
+        <w:tblBorders>
+          <w:top w:val="none" w:color="FFFFFF" w:sz="0"/>
+          <w:left w:val="none" w:color="FFFFFF" w:sz="0"/>
+          <w:bottom w:val="single" w:color="C7D2DD" w:sz="4"/>
+          <w:right w:val="none" w:color="FFFFFF" w:sz="0"/>
+          <w:insideH w:val="none" w:color="FFFFFF" w:sz="0"/>
+          <w:insideV w:val="none" w:color="FFFFFF" w:sz="0"/>
+        </w:tblBorders>
+      </w:tblPr>
+      <w:tblGrid>
+        <w:gridCol w:w="1800"/>
+        <w:gridCol w:w="7560"/>
+      </w:tblGrid>
+      <w:tr>
+        <w:trPr>
+          <w:cantSplit/>
+        </w:trPr>
+        <w:tc>
+          <w:tcPr>
+            <w:tcW w:type="dxa" w:w="1800"/>
+            <w:tcMar>
+              <w:top w:type="dxa" w:w="100"/>
+              <w:left w:type="dxa" w:w="40"/>
+              <w:bottom w:type="dxa" w:w="100"/>
+              <w:right w:type="dxa" w:w="120"/>
+            </w:tcMar>
+            <w:vAlign w:val="center"/>
+          </w:tcPr>
+          <w:p>
+            <w:pPr>
+              <w:spacing w:after="0"/>
+              <w:jc w:val="center"/>
+            </w:pPr>
+            <w:r>
+              <w:drawing>
+                <wp:inline distT="0" distB="0" distL="0" distR="0">
+                  <wp:extent cx="1047750" cy="790575"/>
+                  <wp:effectExtent t="0" r="0" b="0" l="0"/>
+                  <wp:docPr id="1" name="" descr="" title=""/>
+                  <wp:cNvGraphicFramePr>
+                    <a:graphicFrameLocks xmlns:a="http://schemas.openxmlformats.org/drawingml/2006/main" noChangeAspect="1"/>
+                  </wp:cNvGraphicFramePr>
+                  <a:graphic xmlns:a="http://schemas.openxmlformats.org/drawingml/2006/main">
+                    <a:graphicData uri="http://schemas.openxmlformats.org/drawingml/2006/picture">
+                      <pic:pic xmlns:pic="http://schemas.openxmlformats.org/drawingml/2006/picture">
+                        <pic:nvPicPr>
+                          <pic:cNvPr id="0" name="" descr=""/>
+                          <pic:cNvPicPr>
+                            <a:picLocks noChangeAspect="1" noChangeArrowheads="1"/>
+                          </pic:cNvPicPr>
+                        </pic:nvPicPr>
+                        <pic:blipFill>
+                          <a:blip r:embed="rId13" cstate="none"/>
+                          <a:srcRect/>
+                          <a:stretch>
+                            <a:fillRect/>
+                          </a:stretch>
+                        </pic:blipFill>
+                        <pic:spPr bwMode="auto">
+                          <a:xfrm>
+                            <a:off x="0" y="0"/>
+                            <a:ext cx="1047750" cy="790575"/>
+                          </a:xfrm>
+                          <a:prstGeom prst="rect">
+                            <a:avLst/>
+                          </a:prstGeom>
+                        </pic:spPr>
+                      </pic:pic>
+                    </a:graphicData>
+                  </a:graphic>
+                </wp:inline>
+              </w:drawing>
+            </w:r>
+          </w:p>
+        </w:tc>
+        <w:tc>
+          <w:tcPr>
+            <w:tcW w:type="dxa" w:w="7560"/>
+            <w:tcMar>
+              <w:top w:type="dxa" w:w="100"/>
+              <w:left w:type="dxa" w:w="40"/>
+              <w:bottom w:type="dxa" w:w="100"/>
+              <w:right w:type="dxa" w:w="40"/>
+            </w:tcMar>
+            <w:vAlign w:val="center"/>
+          </w:tcPr>
+          <w:p>
+            <w:pPr>
+              <w:spacing w:after="50"/>
+            </w:pPr>
+            <w:r>
+              <w:rPr>
+                <w:b/>
+                <w:bCs/>
+                <w:color w:val="12355B"/>
+                <w:sz w:val="24"/>
+                <w:szCs w:val="24"/>
+              </w:rPr>
               <w:t xml:space="preserve">community</w:t>
             </w:r>
             <w:r>
@@ -882,7 +982,7 @@
           </w:p>
           <w:p>
             <w:pPr>
-              <w:spacing w:after="0"/>
+              <w:spacing w:after="40"/>
             </w:pPr>
             <w:r>
               <w:rPr>
@@ -890,6 +990,31 @@
                 <w:szCs w:val="21"/>
               </w:rPr>
               <w:t xml:space="preserve">The people and places around you — where math shows up outside the classroom.</w:t>
+            </w:r>
+          </w:p>
+          <w:p>
+            <w:pPr>
+              <w:spacing w:after="0"/>
+            </w:pPr>
+            <w:r>
+              <w:rPr>
+                <w:b/>
+                <w:bCs/>
+                <w:color w:val="1FA6A2"/>
+                <w:sz w:val="18"/>
+                <w:szCs w:val="18"/>
+              </w:rPr>
+              <w:t xml:space="preserve">Example:  </w:t>
+            </w:r>
+            <w:r>
+              <w:rPr>
+                <w:i/>
+                <w:iCs/>
+                <w:color w:val="5F6F80"/>
+                <w:sz w:val="18"/>
+                <w:szCs w:val="18"/>
+              </w:rPr>
+              <w:t xml:space="preserve">The people and places where math shows up — home, work, the neighborhood.</w:t>
             </w:r>
           </w:p>
         </w:tc>
@@ -1014,7 +1139,7 @@
           <w:sz w:val="22"/>
           <w:szCs w:val="22"/>
         </w:rPr>
-        <w:t xml:space="preserve">__________  —  The story of your relationship with math — and how it has changed over time.</w:t>
+        <w:t xml:space="preserve">The story of your relationship with math over time is your ___ ___.</w:t>
       </w:r>
     </w:p>
     <w:p>
@@ -1036,7 +1161,7 @@
           <w:sz w:val="22"/>
           <w:szCs w:val="22"/>
         </w:rPr>
-        <w:t xml:space="preserve">__________  —  To look back at what you did, felt, and learned, and think about what it means.</w:t>
+        <w:t xml:space="preserve">To look back at what you did and think about what it means is to ___.</w:t>
       </w:r>
     </w:p>
     <w:p>
@@ -1058,7 +1183,7 @@
           <w:sz w:val="22"/>
           <w:szCs w:val="22"/>
         </w:rPr>
-        <w:t xml:space="preserve">__________  —  The change between what you could do before and what you can do now.</w:t>
+        <w:t xml:space="preserve">The change between what you could do before and what you can do now is ___.</w:t>
       </w:r>
     </w:p>
     <w:p>
@@ -1080,7 +1205,7 @@
           <w:sz w:val="22"/>
           <w:szCs w:val="22"/>
         </w:rPr>
-        <w:t xml:space="preserve">__________  —  Trusting yourself to try a problem, even when the first attempt might fail.</w:t>
+        <w:t xml:space="preserve">Trusting yourself to try, even when the first attempt may fail, is ___.</w:t>
       </w:r>
     </w:p>
     <w:p>
@@ -1102,7 +1227,7 @@
           <w:sz w:val="22"/>
           <w:szCs w:val="22"/>
         </w:rPr>
-        <w:t xml:space="preserve">__________  —  The people and places around you — where math shows up outside the classroom.</w:t>
+        <w:t xml:space="preserve">The people and places around you where math shows up are your ___.</w:t>
       </w:r>
     </w:p>
     <w:p>

--- a/lessons/10-6/downloads/10-6-notes-teacher.docx
+++ b/lessons/10-6/downloads/10-6-notes-teacher.docx
@@ -219,10 +219,12 @@
     <w:p>
       <w:pPr>
         <w:pStyle w:val="Heading1"/>
+        <w:keepNext/>
+        <w:keepLines/>
         <w:pBdr>
           <w:bottom w:val="single" w:color="1FA6A2" w:sz="14" w:space="6"/>
         </w:pBdr>
-        <w:spacing w:after="140" w:before="260"/>
+        <w:spacing w:after="140" w:before="300"/>
       </w:pPr>
       <w:r>
         <w:rPr>
@@ -1023,10 +1025,12 @@
     <w:p>
       <w:pPr>
         <w:pStyle w:val="Heading1"/>
+        <w:keepNext/>
+        <w:keepLines/>
         <w:pBdr>
           <w:bottom w:val="single" w:color="1FA6A2" w:sz="14" w:space="6"/>
         </w:pBdr>
-        <w:spacing w:after="140" w:before="260"/>
+        <w:spacing w:after="140" w:before="300"/>
       </w:pPr>
       <w:r>
         <w:rPr>
@@ -1122,7 +1126,8 @@
     </w:p>
     <w:p>
       <w:pPr>
-        <w:spacing w:after="120" w:before="80"/>
+        <w:keepLines/>
+        <w:spacing w:after="260" w:before="200"/>
       </w:pPr>
       <w:r>
         <w:rPr>
@@ -1139,56 +1144,41 @@
           <w:sz w:val="22"/>
           <w:szCs w:val="22"/>
         </w:rPr>
-        <w:t xml:space="preserve">The story of your relationship with math over time is your ___ ___.</w:t>
-      </w:r>
-    </w:p>
-    <w:p>
-      <w:pPr>
-        <w:spacing w:after="120" w:before="80"/>
-      </w:pPr>
-      <w:r>
-        <w:rPr>
-          <w:b/>
-          <w:bCs/>
-          <w:color w:val="12355B"/>
+        <w:t xml:space="preserve">The story of your relationship with math over time is your </w:t>
+      </w:r>
+      <w:r>
+        <w:rPr>
           <w:sz w:val="22"/>
           <w:szCs w:val="22"/>
         </w:rPr>
-        <w:t xml:space="preserve">2.  </w:t>
+        <w:t xml:space="preserve">________________</w:t>
       </w:r>
       <w:r>
         <w:rPr>
           <w:sz w:val="22"/>
           <w:szCs w:val="22"/>
         </w:rPr>
-        <w:t xml:space="preserve">To look back at what you did and think about what it means is to ___.</w:t>
-      </w:r>
-    </w:p>
-    <w:p>
-      <w:pPr>
-        <w:spacing w:after="120" w:before="80"/>
-      </w:pPr>
-      <w:r>
-        <w:rPr>
-          <w:b/>
-          <w:bCs/>
-          <w:color w:val="12355B"/>
+        <w:t xml:space="preserve"> </w:t>
+      </w:r>
+      <w:r>
+        <w:rPr>
           <w:sz w:val="22"/>
           <w:szCs w:val="22"/>
         </w:rPr>
-        <w:t xml:space="preserve">3.  </w:t>
+        <w:t xml:space="preserve">________________</w:t>
       </w:r>
       <w:r>
         <w:rPr>
           <w:sz w:val="22"/>
           <w:szCs w:val="22"/>
         </w:rPr>
-        <w:t xml:space="preserve">The change between what you could do before and what you can do now is ___.</w:t>
-      </w:r>
-    </w:p>
-    <w:p>
-      <w:pPr>
-        <w:spacing w:after="120" w:before="80"/>
+        <w:t xml:space="preserve">.</w:t>
+      </w:r>
+    </w:p>
+    <w:p>
+      <w:pPr>
+        <w:keepLines/>
+        <w:spacing w:after="260" w:before="200"/>
       </w:pPr>
       <w:r>
         <w:rPr>
@@ -1198,46 +1188,150 @@
           <w:sz w:val="22"/>
           <w:szCs w:val="22"/>
         </w:rPr>
-        <w:t xml:space="preserve">4.  </w:t>
+        <w:t xml:space="preserve">2.  </w:t>
       </w:r>
       <w:r>
         <w:rPr>
           <w:sz w:val="22"/>
           <w:szCs w:val="22"/>
         </w:rPr>
-        <w:t xml:space="preserve">Trusting yourself to try, even when the first attempt may fail, is ___.</w:t>
-      </w:r>
-    </w:p>
-    <w:p>
-      <w:pPr>
-        <w:spacing w:after="120" w:before="80"/>
-      </w:pPr>
-      <w:r>
-        <w:rPr>
-          <w:b/>
-          <w:bCs/>
-          <w:color w:val="12355B"/>
+        <w:t xml:space="preserve">To look back at what you did and think about what it means is to </w:t>
+      </w:r>
+      <w:r>
+        <w:rPr>
           <w:sz w:val="22"/>
           <w:szCs w:val="22"/>
         </w:rPr>
-        <w:t xml:space="preserve">5.  </w:t>
+        <w:t xml:space="preserve">________________</w:t>
       </w:r>
       <w:r>
         <w:rPr>
           <w:sz w:val="22"/>
           <w:szCs w:val="22"/>
         </w:rPr>
-        <w:t xml:space="preserve">The people and places around you where math shows up are your ___.</w:t>
+        <w:t xml:space="preserve">.</w:t>
+      </w:r>
+    </w:p>
+    <w:p>
+      <w:pPr>
+        <w:keepLines/>
+        <w:spacing w:after="260" w:before="200"/>
+      </w:pPr>
+      <w:r>
+        <w:rPr>
+          <w:b/>
+          <w:bCs/>
+          <w:color w:val="12355B"/>
+          <w:sz w:val="22"/>
+          <w:szCs w:val="22"/>
+        </w:rPr>
+        <w:t xml:space="preserve">3.  </w:t>
+      </w:r>
+      <w:r>
+        <w:rPr>
+          <w:sz w:val="22"/>
+          <w:szCs w:val="22"/>
+        </w:rPr>
+        <w:t xml:space="preserve">The change between what you could do before and what you can do now is </w:t>
+      </w:r>
+      <w:r>
+        <w:rPr>
+          <w:sz w:val="22"/>
+          <w:szCs w:val="22"/>
+        </w:rPr>
+        <w:t xml:space="preserve">________________</w:t>
+      </w:r>
+      <w:r>
+        <w:rPr>
+          <w:sz w:val="22"/>
+          <w:szCs w:val="22"/>
+        </w:rPr>
+        <w:t xml:space="preserve">.</w:t>
+      </w:r>
+    </w:p>
+    <w:p>
+      <w:pPr>
+        <w:keepLines/>
+        <w:spacing w:after="260" w:before="200"/>
+      </w:pPr>
+      <w:r>
+        <w:rPr>
+          <w:b/>
+          <w:bCs/>
+          <w:color w:val="12355B"/>
+          <w:sz w:val="22"/>
+          <w:szCs w:val="22"/>
+        </w:rPr>
+        <w:t xml:space="preserve">4.  </w:t>
+      </w:r>
+      <w:r>
+        <w:rPr>
+          <w:sz w:val="22"/>
+          <w:szCs w:val="22"/>
+        </w:rPr>
+        <w:t xml:space="preserve">Trusting yourself to try, even when the first attempt may fail, is </w:t>
+      </w:r>
+      <w:r>
+        <w:rPr>
+          <w:sz w:val="22"/>
+          <w:szCs w:val="22"/>
+        </w:rPr>
+        <w:t xml:space="preserve">________________</w:t>
+      </w:r>
+      <w:r>
+        <w:rPr>
+          <w:sz w:val="22"/>
+          <w:szCs w:val="22"/>
+        </w:rPr>
+        <w:t xml:space="preserve">.</w:t>
+      </w:r>
+    </w:p>
+    <w:p>
+      <w:pPr>
+        <w:keepLines/>
+        <w:spacing w:after="260" w:before="200"/>
+      </w:pPr>
+      <w:r>
+        <w:rPr>
+          <w:b/>
+          <w:bCs/>
+          <w:color w:val="12355B"/>
+          <w:sz w:val="22"/>
+          <w:szCs w:val="22"/>
+        </w:rPr>
+        <w:t xml:space="preserve">5.  </w:t>
+      </w:r>
+      <w:r>
+        <w:rPr>
+          <w:sz w:val="22"/>
+          <w:szCs w:val="22"/>
+        </w:rPr>
+        <w:t xml:space="preserve">The people and places around you where math shows up are your </w:t>
+      </w:r>
+      <w:r>
+        <w:rPr>
+          <w:sz w:val="22"/>
+          <w:szCs w:val="22"/>
+        </w:rPr>
+        <w:t xml:space="preserve">________________</w:t>
+      </w:r>
+      <w:r>
+        <w:rPr>
+          <w:sz w:val="22"/>
+          <w:szCs w:val="22"/>
+        </w:rPr>
+        <w:t xml:space="preserve">.</w:t>
       </w:r>
     </w:p>
     <w:p>
       <w:pPr>
         <w:pStyle w:val="Heading1"/>
-        <w:pageBreakBefore/>
+        <w:keepNext/>
+        <w:keepLines/>
         <w:pBdr>
           <w:bottom w:val="single" w:color="1FA6A2" w:sz="14" w:space="6"/>
         </w:pBdr>
-        <w:spacing w:after="140" w:before="0"/>
+        <w:spacing w:after="140" w:before="300"/>
       </w:pPr>
       <w:r>
         <w:rPr>
@@ -2518,11 +2612,12 @@
     <w:p>
       <w:pPr>
         <w:pStyle w:val="Heading1"/>
-        <w:pageBreakBefore/>
+        <w:keepNext/>
+        <w:keepLines/>
         <w:pBdr>
           <w:bottom w:val="single" w:color="1FA6A2" w:sz="14" w:space="6"/>
         </w:pBdr>
-        <w:spacing w:after="140" w:before="0"/>
+        <w:spacing w:after="140" w:before="300"/>
       </w:pPr>
       <w:r>
         <w:rPr>
@@ -2775,11 +2870,12 @@
     <w:p>
       <w:pPr>
         <w:pStyle w:val="Heading1"/>
-        <w:pageBreakBefore/>
+        <w:keepNext/>
+        <w:keepLines/>
         <w:pBdr>
           <w:bottom w:val="single" w:color="1FA6A2" w:sz="14" w:space="6"/>
         </w:pBdr>
-        <w:spacing w:after="140" w:before="0"/>
+        <w:spacing w:after="140" w:before="300"/>
       </w:pPr>
       <w:r>
         <w:rPr>
@@ -3448,11 +3544,12 @@
     <w:p>
       <w:pPr>
         <w:pStyle w:val="Heading1"/>
-        <w:pageBreakBefore/>
+        <w:keepNext/>
+        <w:keepLines/>
         <w:pBdr>
           <w:bottom w:val="single" w:color="1FA6A2" w:sz="14" w:space="6"/>
         </w:pBdr>
-        <w:spacing w:after="140" w:before="0"/>
+        <w:spacing w:after="140" w:before="300"/>
       </w:pPr>
       <w:r>
         <w:rPr>
@@ -4253,11 +4350,12 @@
     <w:p>
       <w:pPr>
         <w:pStyle w:val="Heading1"/>
-        <w:pageBreakBefore/>
+        <w:keepNext/>
+        <w:keepLines/>
         <w:pBdr>
           <w:bottom w:val="single" w:color="1FA6A2" w:sz="14" w:space="6"/>
         </w:pBdr>
-        <w:spacing w:after="140" w:before="0"/>
+        <w:spacing w:after="140" w:before="300"/>
       </w:pPr>
       <w:r>
         <w:rPr>
@@ -4370,6 +4468,8 @@
     <w:p>
       <w:pPr>
         <w:pStyle w:val="Heading1"/>
+        <w:keepNext/>
+        <w:keepLines/>
         <w:pageBreakBefore/>
         <w:pBdr>
           <w:bottom w:val="single" w:color="1FA6A2" w:sz="14" w:space="6"/>

--- a/lessons/10-6/downloads/10-6-notes-teacher.docx
+++ b/lessons/10-6/downloads/10-6-notes-teacher.docx
@@ -1344,47 +1344,6 @@
         <w:t xml:space="preserve">Write About the Math</w:t>
       </w:r>
     </w:p>
-    <w:p>
-      <w:pPr>
-        <w:spacing w:after="100"/>
-      </w:pPr>
-      <w:r>
-        <w:rPr>
-          <w:i/>
-          <w:iCs/>
-          <w:color w:val="5F6F80"/>
-          <w:sz w:val="19"/>
-          <w:szCs w:val="19"/>
-        </w:rPr>
-        <w:t xml:space="preserve">Use the support level you need. Every level answers the same math question.</w:t>
-      </w:r>
-    </w:p>
-    <w:p>
-      <w:pPr>
-        <w:pStyle w:val="Heading2"/>
-        <w:spacing w:after="80" w:before="180"/>
-      </w:pPr>
-      <w:r>
-        <w:rPr>
-          <w:b/>
-          <w:bCs/>
-          <w:color w:val="12355B"/>
-          <w:sz w:val="24"/>
-          <w:szCs w:val="24"/>
-        </w:rPr>
-        <w:t xml:space="preserve">1. Understand the Question</w:t>
-      </w:r>
-      <w:r>
-        <w:rPr>
-          <w:i/>
-          <w:iCs/>
-          <w:color w:val="B97A12"/>
-          <w:sz w:val="19"/>
-          <w:szCs w:val="19"/>
-        </w:rPr>
-        <w:t xml:space="preserve">   compare</w:t>
-      </w:r>
-    </w:p>
     <w:tbl>
       <w:tblPr>
         <w:tblW w:type="pct" w:w="100%"/>
@@ -1423,344 +1382,6 @@
               </w:rPr>
               <w:t xml:space="preserve">How does your classmate's end-of-school-year math story compare to your story?</w:t>
             </w:r>
-          </w:p>
-          <w:p>
-            <w:pPr>
-              <w:spacing w:after="0"/>
-            </w:pPr>
-            <w:r>
-              <w:rPr>
-                <w:b/>
-                <w:bCs/>
-                <w:color w:val="12355B"/>
-                <w:sz w:val="20"/>
-                <w:szCs w:val="20"/>
-              </w:rPr>
-              <w:t xml:space="preserve">Your job:  </w:t>
-            </w:r>
-            <w:r>
-              <w:rPr>
-                <w:sz w:val="20"/>
-                <w:szCs w:val="20"/>
-              </w:rPr>
-              <w:t xml:space="preserve">Answer the question. Use math evidence. Explain how the evidence proves your answer.</w:t>
-            </w:r>
-            <w:r>
-              <w:rPr>
-                <w:i/>
-                <w:iCs/>
-                <w:color w:val="5F6F80"/>
-                <w:sz w:val="18"/>
-                <w:szCs w:val="18"/>
-              </w:rPr>
-              <w:br/>
-              <w:t xml:space="preserve">Responde la pregunta. Usa evidencia matemática. Explica cómo la evidencia demuestra tu respuesta.</w:t>
-            </w:r>
-          </w:p>
-        </w:tc>
-      </w:tr>
-    </w:tbl>
-    <w:p>
-      <w:pPr>
-        <w:pStyle w:val="Heading2"/>
-        <w:spacing w:after="80" w:before="180"/>
-      </w:pPr>
-      <w:r>
-        <w:rPr>
-          <w:b/>
-          <w:bCs/>
-          <w:color w:val="12355B"/>
-          <w:sz w:val="24"/>
-          <w:szCs w:val="24"/>
-        </w:rPr>
-        <w:t xml:space="preserve">2. Plan Your Math Words</w:t>
-      </w:r>
-      <w:r>
-        <w:rPr>
-          <w:i/>
-          <w:iCs/>
-          <w:color w:val="1FA6A2"/>
-          <w:sz w:val="19"/>
-          <w:szCs w:val="19"/>
-        </w:rPr>
-        <w:t xml:space="preserve">   check at least two</w:t>
-      </w:r>
-    </w:p>
-    <w:p>
-      <w:pPr>
-        <w:spacing w:after="60"/>
-      </w:pPr>
-      <w:r>
-        <w:rPr>
-          <w:b/>
-          <w:bCs/>
-          <w:color w:val="1FA6A2"/>
-          <w:sz w:val="22"/>
-          <w:szCs w:val="22"/>
-        </w:rPr>
-        <w:t xml:space="preserve">☐  </w:t>
-      </w:r>
-      <w:r>
-        <w:rPr>
-          <w:b/>
-          <w:bCs/>
-          <w:color w:val="12355B"/>
-          <w:sz w:val="20"/>
-          <w:szCs w:val="20"/>
-        </w:rPr>
-        <w:t xml:space="preserve">math biography — </w:t>
-      </w:r>
-      <w:r>
-        <w:rPr>
-          <w:sz w:val="20"/>
-          <w:szCs w:val="20"/>
-        </w:rPr>
-        <w:t xml:space="preserve">The story of your relationship with math — and how it has changed over time.</w:t>
-      </w:r>
-      <w:r>
-        <w:rPr>
-          <w:i/>
-          <w:iCs/>
-          <w:color w:val="5F6F80"/>
-          <w:sz w:val="18"/>
-          <w:szCs w:val="18"/>
-        </w:rPr>
-        <w:br/>
-        <w:t xml:space="preserve">biografía matemática — La historia de tu relación con las matemáticas y cómo ha cambiado con el tiempo.</w:t>
-      </w:r>
-    </w:p>
-    <w:p>
-      <w:pPr>
-        <w:spacing w:after="60"/>
-      </w:pPr>
-      <w:r>
-        <w:rPr>
-          <w:b/>
-          <w:bCs/>
-          <w:color w:val="1FA6A2"/>
-          <w:sz w:val="22"/>
-          <w:szCs w:val="22"/>
-        </w:rPr>
-        <w:t xml:space="preserve">☐  </w:t>
-      </w:r>
-      <w:r>
-        <w:rPr>
-          <w:b/>
-          <w:bCs/>
-          <w:color w:val="12355B"/>
-          <w:sz w:val="20"/>
-          <w:szCs w:val="20"/>
-        </w:rPr>
-        <w:t xml:space="preserve">reflect — </w:t>
-      </w:r>
-      <w:r>
-        <w:rPr>
-          <w:sz w:val="20"/>
-          <w:szCs w:val="20"/>
-        </w:rPr>
-        <w:t xml:space="preserve">To look back at what you did, felt, and learned, and think about what it means.</w:t>
-      </w:r>
-      <w:r>
-        <w:rPr>
-          <w:i/>
-          <w:iCs/>
-          <w:color w:val="5F6F80"/>
-          <w:sz w:val="18"/>
-          <w:szCs w:val="18"/>
-        </w:rPr>
-        <w:br/>
-        <w:t xml:space="preserve">reflexionar — Mirar atrás a lo que hiciste, sentiste y aprendiste, y pensar en lo que significa.</w:t>
-      </w:r>
-    </w:p>
-    <w:p>
-      <w:pPr>
-        <w:spacing w:after="60"/>
-      </w:pPr>
-      <w:r>
-        <w:rPr>
-          <w:b/>
-          <w:bCs/>
-          <w:color w:val="1FA6A2"/>
-          <w:sz w:val="22"/>
-          <w:szCs w:val="22"/>
-        </w:rPr>
-        <w:t xml:space="preserve">☐  </w:t>
-      </w:r>
-      <w:r>
-        <w:rPr>
-          <w:b/>
-          <w:bCs/>
-          <w:color w:val="12355B"/>
-          <w:sz w:val="20"/>
-          <w:szCs w:val="20"/>
-        </w:rPr>
-        <w:t xml:space="preserve">growth — </w:t>
-      </w:r>
-      <w:r>
-        <w:rPr>
-          <w:sz w:val="20"/>
-          <w:szCs w:val="20"/>
-        </w:rPr>
-        <w:t xml:space="preserve">The change between what you could do before and what you can do now.</w:t>
-      </w:r>
-      <w:r>
-        <w:rPr>
-          <w:i/>
-          <w:iCs/>
-          <w:color w:val="5F6F80"/>
-          <w:sz w:val="18"/>
-          <w:szCs w:val="18"/>
-        </w:rPr>
-        <w:br/>
-        <w:t xml:space="preserve">crecimiento — El cambio entre lo que podías hacer antes y lo que puedes hacer ahora.</w:t>
-      </w:r>
-    </w:p>
-    <w:p>
-      <w:pPr>
-        <w:spacing w:after="60"/>
-      </w:pPr>
-      <w:r>
-        <w:rPr>
-          <w:b/>
-          <w:bCs/>
-          <w:color w:val="1FA6A2"/>
-          <w:sz w:val="22"/>
-          <w:szCs w:val="22"/>
-        </w:rPr>
-        <w:t xml:space="preserve">☐  </w:t>
-      </w:r>
-      <w:r>
-        <w:rPr>
-          <w:b/>
-          <w:bCs/>
-          <w:color w:val="12355B"/>
-          <w:sz w:val="20"/>
-          <w:szCs w:val="20"/>
-        </w:rPr>
-        <w:t xml:space="preserve">confidence — </w:t>
-      </w:r>
-      <w:r>
-        <w:rPr>
-          <w:sz w:val="20"/>
-          <w:szCs w:val="20"/>
-        </w:rPr>
-        <w:t xml:space="preserve">Trusting yourself to try a problem, even when the first attempt might fail.</w:t>
-      </w:r>
-      <w:r>
-        <w:rPr>
-          <w:i/>
-          <w:iCs/>
-          <w:color w:val="5F6F80"/>
-          <w:sz w:val="18"/>
-          <w:szCs w:val="18"/>
-        </w:rPr>
-        <w:br/>
-        <w:t xml:space="preserve">confianza — Confiar en ti mismo para intentar un problema, aunque el primer intento pueda fallar.</w:t>
-      </w:r>
-    </w:p>
-    <w:p>
-      <w:pPr>
-        <w:spacing w:after="60"/>
-      </w:pPr>
-      <w:r>
-        <w:rPr>
-          <w:b/>
-          <w:bCs/>
-          <w:color w:val="1FA6A2"/>
-          <w:sz w:val="22"/>
-          <w:szCs w:val="22"/>
-        </w:rPr>
-        <w:t xml:space="preserve">☐  </w:t>
-      </w:r>
-      <w:r>
-        <w:rPr>
-          <w:b/>
-          <w:bCs/>
-          <w:color w:val="12355B"/>
-          <w:sz w:val="20"/>
-          <w:szCs w:val="20"/>
-        </w:rPr>
-        <w:t xml:space="preserve">community — </w:t>
-      </w:r>
-      <w:r>
-        <w:rPr>
-          <w:sz w:val="20"/>
-          <w:szCs w:val="20"/>
-        </w:rPr>
-        <w:t xml:space="preserve">The people and places around you — where math shows up outside the classroom.</w:t>
-      </w:r>
-      <w:r>
-        <w:rPr>
-          <w:i/>
-          <w:iCs/>
-          <w:color w:val="5F6F80"/>
-          <w:sz w:val="18"/>
-          <w:szCs w:val="18"/>
-        </w:rPr>
-        <w:br/>
-        <w:t xml:space="preserve">comunidad — Las personas y los lugares que te rodean, donde las matemáticas aparecen fuera del aula.</w:t>
-      </w:r>
-    </w:p>
-    <w:tbl>
-      <w:tblPr>
-        <w:tblW w:type="pct" w:w="100%"/>
-        <w:tblBorders>
-          <w:top w:val="single" w:color="1FA6A2" w:sz="8"/>
-          <w:left w:val="single" w:color="1FA6A2" w:sz="8"/>
-          <w:bottom w:val="single" w:color="1FA6A2" w:sz="8"/>
-          <w:right w:val="single" w:color="1FA6A2" w:sz="8"/>
-          <w:insideH w:val="single" w:color="auto" w:sz="4"/>
-          <w:insideV w:val="single" w:color="auto" w:sz="4"/>
-        </w:tblBorders>
-      </w:tblPr>
-      <w:tblGrid>
-        <w:gridCol w:w="100"/>
-      </w:tblGrid>
-      <w:tr>
-        <w:tc>
-          <w:tcPr>
-            <w:shd w:fill="F7FFFD" w:color="auto" w:val="clear"/>
-            <w:tcMar>
-              <w:top w:type="dxa" w:w="120"/>
-              <w:left w:type="dxa" w:w="180"/>
-              <w:bottom w:type="dxa" w:w="120"/>
-              <w:right w:type="dxa" w:w="180"/>
-            </w:tcMar>
-          </w:tcPr>
-          <w:p>
-            <w:pPr>
-              <w:spacing w:after="50"/>
-            </w:pPr>
-            <w:r>
-              <w:rPr>
-                <w:b/>
-                <w:bCs/>
-                <w:color w:val="1FA6A2"/>
-                <w:sz w:val="20"/>
-                <w:szCs w:val="20"/>
-              </w:rPr>
-              <w:t xml:space="preserve">Say it first:  </w:t>
-            </w:r>
-            <w:r>
-              <w:rPr>
-                <w:sz w:val="20"/>
-                <w:szCs w:val="20"/>
-              </w:rPr>
-              <w:t xml:space="preserve">Say your idea to a partner or quietly to yourself before you write.</w:t>
-            </w:r>
-          </w:p>
-          <w:p>
-            <w:pPr>
-              <w:spacing w:after="60"/>
-            </w:pPr>
-            <w:r>
-              <w:rPr>
-                <w:color w:val="1A2733"/>
-                <w:sz w:val="21"/>
-                <w:szCs w:val="21"/>
-              </w:rPr>
-              <w:t xml:space="preserve">Describe how your math story has ___ this year, ask a ___ about their story, and then ___ the two to see how they are alike and different.</w:t>
-            </w:r>
             <w:r>
               <w:rPr>
                 <w:i/>
@@ -1770,7 +1391,7 @@
                 <w:szCs w:val="19"/>
               </w:rPr>
               <w:br/>
-              <w:t xml:space="preserve">Di tu respuesta primero: Mi respuesta es ___ porque ___.</w:t>
+              <w:t xml:space="preserve">¿Cómo se compara la historia matemática de fin de año escolar de tu compañero con la tuya?</w:t>
             </w:r>
           </w:p>
         </w:tc>
@@ -1778,28 +1399,192 @@
     </w:tbl>
     <w:p>
       <w:pPr>
-        <w:pStyle w:val="Heading2"/>
-        <w:spacing w:after="80" w:before="180"/>
-      </w:pPr>
-      <w:r>
-        <w:rPr>
-          <w:b/>
-          <w:bCs/>
-          <w:color w:val="12355B"/>
-          <w:sz w:val="24"/>
-          <w:szCs w:val="24"/>
-        </w:rPr>
-        <w:t xml:space="preserve">3. Build Your Explanation</w:t>
-      </w:r>
+        <w:spacing w:after="100"/>
+      </w:pPr>
       <w:r>
         <w:rPr>
           <w:i/>
           <w:iCs/>
-          <w:color w:val="B97A12"/>
+          <w:color w:val="5F6F80"/>
           <w:sz w:val="19"/>
           <w:szCs w:val="19"/>
         </w:rPr>
-        <w:t xml:space="preserve">   choose your support</w:t>
+        <w:t xml:space="preserve">Say your answer to a partner first. Then write it, using at least two of these words:</w:t>
+      </w:r>
+    </w:p>
+    <w:p>
+      <w:pPr>
+        <w:spacing w:after="40"/>
+      </w:pPr>
+      <w:r>
+        <w:rPr>
+          <w:b/>
+          <w:bCs/>
+          <w:color w:val="1FA6A2"/>
+          <w:sz w:val="22"/>
+          <w:szCs w:val="22"/>
+        </w:rPr>
+        <w:t xml:space="preserve">☐  </w:t>
+      </w:r>
+      <w:r>
+        <w:rPr>
+          <w:b/>
+          <w:bCs/>
+          <w:color w:val="12355B"/>
+          <w:sz w:val="20"/>
+          <w:szCs w:val="20"/>
+        </w:rPr>
+        <w:t xml:space="preserve">math biography</w:t>
+      </w:r>
+      <w:r>
+        <w:rPr>
+          <w:i/>
+          <w:iCs/>
+          <w:color w:val="5F6F80"/>
+          <w:sz w:val="18"/>
+          <w:szCs w:val="18"/>
+        </w:rPr>
+        <w:t xml:space="preserve">  ·  biografía matemática</w:t>
+      </w:r>
+    </w:p>
+    <w:p>
+      <w:pPr>
+        <w:spacing w:after="40"/>
+      </w:pPr>
+      <w:r>
+        <w:rPr>
+          <w:b/>
+          <w:bCs/>
+          <w:color w:val="1FA6A2"/>
+          <w:sz w:val="22"/>
+          <w:szCs w:val="22"/>
+        </w:rPr>
+        <w:t xml:space="preserve">☐  </w:t>
+      </w:r>
+      <w:r>
+        <w:rPr>
+          <w:b/>
+          <w:bCs/>
+          <w:color w:val="12355B"/>
+          <w:sz w:val="20"/>
+          <w:szCs w:val="20"/>
+        </w:rPr>
+        <w:t xml:space="preserve">reflect</w:t>
+      </w:r>
+      <w:r>
+        <w:rPr>
+          <w:i/>
+          <w:iCs/>
+          <w:color w:val="5F6F80"/>
+          <w:sz w:val="18"/>
+          <w:szCs w:val="18"/>
+        </w:rPr>
+        <w:t xml:space="preserve">  ·  reflexionar</w:t>
+      </w:r>
+    </w:p>
+    <w:p>
+      <w:pPr>
+        <w:spacing w:after="40"/>
+      </w:pPr>
+      <w:r>
+        <w:rPr>
+          <w:b/>
+          <w:bCs/>
+          <w:color w:val="1FA6A2"/>
+          <w:sz w:val="22"/>
+          <w:szCs w:val="22"/>
+        </w:rPr>
+        <w:t xml:space="preserve">☐  </w:t>
+      </w:r>
+      <w:r>
+        <w:rPr>
+          <w:b/>
+          <w:bCs/>
+          <w:color w:val="12355B"/>
+          <w:sz w:val="20"/>
+          <w:szCs w:val="20"/>
+        </w:rPr>
+        <w:t xml:space="preserve">growth</w:t>
+      </w:r>
+      <w:r>
+        <w:rPr>
+          <w:i/>
+          <w:iCs/>
+          <w:color w:val="5F6F80"/>
+          <w:sz w:val="18"/>
+          <w:szCs w:val="18"/>
+        </w:rPr>
+        <w:t xml:space="preserve">  ·  crecimiento</w:t>
+      </w:r>
+    </w:p>
+    <w:p>
+      <w:pPr>
+        <w:spacing w:after="40"/>
+      </w:pPr>
+      <w:r>
+        <w:rPr>
+          <w:b/>
+          <w:bCs/>
+          <w:color w:val="1FA6A2"/>
+          <w:sz w:val="22"/>
+          <w:szCs w:val="22"/>
+        </w:rPr>
+        <w:t xml:space="preserve">☐  </w:t>
+      </w:r>
+      <w:r>
+        <w:rPr>
+          <w:b/>
+          <w:bCs/>
+          <w:color w:val="12355B"/>
+          <w:sz w:val="20"/>
+          <w:szCs w:val="20"/>
+        </w:rPr>
+        <w:t xml:space="preserve">confidence</w:t>
+      </w:r>
+      <w:r>
+        <w:rPr>
+          <w:i/>
+          <w:iCs/>
+          <w:color w:val="5F6F80"/>
+          <w:sz w:val="18"/>
+          <w:szCs w:val="18"/>
+        </w:rPr>
+        <w:t xml:space="preserve">  ·  confianza</w:t>
+      </w:r>
+    </w:p>
+    <w:p>
+      <w:pPr>
+        <w:spacing w:after="40"/>
+      </w:pPr>
+      <w:r>
+        <w:rPr>
+          <w:b/>
+          <w:bCs/>
+          <w:color w:val="1FA6A2"/>
+          <w:sz w:val="22"/>
+          <w:szCs w:val="22"/>
+        </w:rPr>
+        <w:t xml:space="preserve">☐  </w:t>
+      </w:r>
+      <w:r>
+        <w:rPr>
+          <w:b/>
+          <w:bCs/>
+          <w:color w:val="12355B"/>
+          <w:sz w:val="20"/>
+          <w:szCs w:val="20"/>
+        </w:rPr>
+        <w:t xml:space="preserve">community</w:t>
+      </w:r>
+      <w:r>
+        <w:rPr>
+          <w:i/>
+          <w:iCs/>
+          <w:color w:val="5F6F80"/>
+          <w:sz w:val="18"/>
+          <w:szCs w:val="18"/>
+        </w:rPr>
+        <w:t xml:space="preserve">  ·  comunidad</w:t>
       </w:r>
     </w:p>
     <w:tbl>
@@ -1830,21 +1615,6 @@
           </w:tcPr>
           <w:p>
             <w:pPr>
-              <w:spacing w:after="50"/>
-            </w:pPr>
-            <w:r>
-              <w:rPr>
-                <w:i/>
-                <w:iCs/>
-                <w:color w:val="5F6F80"/>
-                <w:sz w:val="19"/>
-                <w:szCs w:val="19"/>
-              </w:rPr>
-              <w:t xml:space="preserve">This model shows the parts of an explanation. It does not answer your writing question.</w:t>
-            </w:r>
-          </w:p>
-          <w:p>
-            <w:pPr>
               <w:spacing w:after="80"/>
             </w:pPr>
             <w:r>
@@ -1855,58 +1625,14 @@
                 <w:sz w:val="19"/>
                 <w:szCs w:val="19"/>
               </w:rPr>
-              <w:t xml:space="preserve">Claim:  </w:t>
+              <w:t xml:space="preserve">Model:  </w:t>
             </w:r>
             <w:r>
               <w:rPr>
                 <w:sz w:val="19"/>
                 <w:szCs w:val="19"/>
               </w:rPr>
-              <w:t xml:space="preserve">80 riders per turn × 6 turns an hour = 480 riders an hour, using a rate — a tool this year's math added.</w:t>
-            </w:r>
-          </w:p>
-          <w:p>
-            <w:pPr>
-              <w:spacing w:after="80"/>
-            </w:pPr>
-            <w:r>
-              <w:rPr>
-                <w:b/>
-                <w:bCs/>
-                <w:color w:val="12355B"/>
-                <w:sz w:val="19"/>
-                <w:szCs w:val="19"/>
-              </w:rPr>
-              <w:t xml:space="preserve">Evidence:  </w:t>
-            </w:r>
-            <w:r>
-              <w:rPr>
-                <w:sz w:val="19"/>
-                <w:szCs w:val="19"/>
-              </w:rPr>
-              <w:t xml:space="preserve">A strong answer multiplies 80 × 6 = 480 correctly and names 'rate' as the new tool. A weak answer gives 480 with no explanation of what changed since September.</w:t>
-            </w:r>
-          </w:p>
-          <w:p>
-            <w:pPr>
-              <w:spacing w:after="80"/>
-            </w:pPr>
-            <w:r>
-              <w:rPr>
-                <w:b/>
-                <w:bCs/>
-                <w:color w:val="12355B"/>
-                <w:sz w:val="19"/>
-                <w:szCs w:val="19"/>
-              </w:rPr>
-              <w:t xml:space="preserve">Reasoning:  </w:t>
-            </w:r>
-            <w:r>
-              <w:rPr>
-                <w:sz w:val="19"/>
-                <w:szCs w:val="19"/>
-              </w:rPr>
-              <w:t xml:space="preserve">This evidence connects the definition of math biography to the mathematical claim.</w:t>
+              <w:t xml:space="preserve">80 riders per turn × 6 turns an hour = 480 riders an hour, using a rate — a tool this year's math added. — A strong answer multiplies 80 × 6 = 480 correctly and names 'rate' as the new tool. A weak answer gives 480 with no explanation of what changed since September.</w:t>
             </w:r>
           </w:p>
         </w:tc>
@@ -1985,7 +1711,7 @@
           <w:sz w:val="21"/>
           <w:szCs w:val="21"/>
         </w:rPr>
-        <w:t xml:space="preserve">My answer is ___.</w:t>
+        <w:t xml:space="preserve">My answer is ___ because ___.</w:t>
       </w:r>
       <w:r>
         <w:rPr>
@@ -1996,7 +1722,7 @@
           <w:szCs w:val="19"/>
         </w:rPr>
         <w:br/>
-        <w:t xml:space="preserve">Mi respuesta es ___.</w:t>
+        <w:t xml:space="preserve">Mi respuesta es ___ porque ___.</w:t>
       </w:r>
     </w:p>
     <w:tbl>
@@ -2136,7 +1862,7 @@
           <w:sz w:val="21"/>
           <w:szCs w:val="21"/>
         </w:rPr>
-        <w:t xml:space="preserve">I know because ___.</w:t>
+        <w:t xml:space="preserve">My evidence is ___, so ___.</w:t>
       </w:r>
       <w:r>
         <w:rPr>
@@ -2147,31 +1873,7 @@
           <w:szCs w:val="19"/>
         </w:rPr>
         <w:br/>
-        <w:t xml:space="preserve">Lo sé porque ___.</w:t>
-      </w:r>
-    </w:p>
-    <w:p>
-      <w:pPr>
-        <w:spacing w:after="60"/>
-      </w:pPr>
-      <w:r>
-        <w:rPr>
-          <w:color w:val="1A2733"/>
-          <w:sz w:val="21"/>
-          <w:szCs w:val="21"/>
-        </w:rPr>
-        <w:t xml:space="preserve">So ___.</w:t>
-      </w:r>
-      <w:r>
-        <w:rPr>
-          <w:i/>
-          <w:iCs/>
-          <w:color w:val="5F6F80"/>
-          <w:sz w:val="19"/>
-          <w:szCs w:val="19"/>
-        </w:rPr>
-        <w:br/>
-        <w:t xml:space="preserve">Entonces ___.</w:t>
+        <w:t xml:space="preserve">Mi evidencia es ___, entonces ___.</w:t>
       </w:r>
     </w:p>
     <w:tbl>
@@ -2277,78 +1979,6 @@
         <w:t xml:space="preserve">Escribe una afirmación, da evidencia matemática y explica tu razonamiento.</w:t>
       </w:r>
     </w:p>
-    <w:p>
-      <w:pPr>
-        <w:spacing w:after="60"/>
-      </w:pPr>
-      <w:r>
-        <w:rPr>
-          <w:color w:val="1A2733"/>
-          <w:sz w:val="21"/>
-          <w:szCs w:val="21"/>
-        </w:rPr>
-        <w:t xml:space="preserve">My claim is ___.</w:t>
-      </w:r>
-      <w:r>
-        <w:rPr>
-          <w:i/>
-          <w:iCs/>
-          <w:color w:val="5F6F80"/>
-          <w:sz w:val="19"/>
-          <w:szCs w:val="19"/>
-        </w:rPr>
-        <w:br/>
-        <w:t xml:space="preserve">Mi afirmación es ___.</w:t>
-      </w:r>
-    </w:p>
-    <w:p>
-      <w:pPr>
-        <w:spacing w:after="60"/>
-      </w:pPr>
-      <w:r>
-        <w:rPr>
-          <w:color w:val="1A2733"/>
-          <w:sz w:val="21"/>
-          <w:szCs w:val="21"/>
-        </w:rPr>
-        <w:t xml:space="preserve">My math evidence is ___.</w:t>
-      </w:r>
-      <w:r>
-        <w:rPr>
-          <w:i/>
-          <w:iCs/>
-          <w:color w:val="5F6F80"/>
-          <w:sz w:val="19"/>
-          <w:szCs w:val="19"/>
-        </w:rPr>
-        <w:br/>
-        <w:t xml:space="preserve">Mi evidencia matemática es ___.</w:t>
-      </w:r>
-    </w:p>
-    <w:p>
-      <w:pPr>
-        <w:spacing w:after="60"/>
-      </w:pPr>
-      <w:r>
-        <w:rPr>
-          <w:color w:val="1A2733"/>
-          <w:sz w:val="21"/>
-          <w:szCs w:val="21"/>
-        </w:rPr>
-        <w:t xml:space="preserve">This proves ___ because ___.</w:t>
-      </w:r>
-      <w:r>
-        <w:rPr>
-          <w:i/>
-          <w:iCs/>
-          <w:color w:val="5F6F80"/>
-          <w:sz w:val="19"/>
-          <w:szCs w:val="19"/>
-        </w:rPr>
-        <w:br/>
-        <w:t xml:space="preserve">Esto demuestra ___ porque ___.</w:t>
-      </w:r>
-    </w:p>
     <w:tbl>
       <w:tblPr>
         <w:tblW w:type="pct" w:w="100%"/>
@@ -2431,7 +2061,7 @@
           <w:sz w:val="24"/>
           <w:szCs w:val="24"/>
         </w:rPr>
-        <w:t xml:space="preserve">4. Check Your Explanation</w:t>
+        <w:t xml:space="preserve">Check Your Explanation</w:t>
       </w:r>
       <w:r>
         <w:rPr>
@@ -2441,7 +2071,7 @@
           <w:sz w:val="19"/>
           <w:szCs w:val="19"/>
         </w:rPr>
-        <w:t xml:space="preserve">   five quick checks</w:t>
+        <w:t xml:space="preserve">   three quick checks</w:t>
       </w:r>
     </w:p>
     <w:p>
@@ -2465,17 +2095,6 @@
         </w:rPr>
         <w:t xml:space="preserve">I answered the question.</w:t>
       </w:r>
-      <w:r>
-        <w:rPr>
-          <w:i/>
-          <w:iCs/>
-          <w:color w:val="5F6F80"/>
-          <w:sz w:val="18"/>
-          <w:szCs w:val="18"/>
-        </w:rPr>
-        <w:br/>
-        <w:t xml:space="preserve">Respondí la pregunta.</w:t>
-      </w:r>
     </w:p>
     <w:p>
       <w:pPr>
@@ -2496,18 +2115,7 @@
           <w:sz w:val="20"/>
           <w:szCs w:val="20"/>
         </w:rPr>
-        <w:t xml:space="preserve">I used math evidence: numbers, an equation, a model, or a comparison.</w:t>
-      </w:r>
-      <w:r>
-        <w:rPr>
-          <w:i/>
-          <w:iCs/>
-          <w:color w:val="5F6F80"/>
-          <w:sz w:val="18"/>
-          <w:szCs w:val="18"/>
-        </w:rPr>
-        <w:br/>
-        <w:t xml:space="preserve">Usé evidencia matemática: números, una ecuación, un modelo o una comparación.</w:t>
+        <w:t xml:space="preserve">I used math evidence: numbers, an equation, or a model.</w:t>
       </w:r>
     </w:p>
     <w:p>
@@ -2529,84 +2137,7 @@
           <w:sz w:val="20"/>
           <w:szCs w:val="20"/>
         </w:rPr>
-        <w:t xml:space="preserve">I explained how the evidence proves my answer.</w:t>
-      </w:r>
-      <w:r>
-        <w:rPr>
-          <w:i/>
-          <w:iCs/>
-          <w:color w:val="5F6F80"/>
-          <w:sz w:val="18"/>
-          <w:szCs w:val="18"/>
-        </w:rPr>
-        <w:br/>
-        <w:t xml:space="preserve">Expliqué cómo la evidencia demuestra mi respuesta.</w:t>
-      </w:r>
-    </w:p>
-    <w:p>
-      <w:pPr>
-        <w:spacing w:after="80"/>
-      </w:pPr>
-      <w:r>
-        <w:rPr>
-          <w:b/>
-          <w:bCs/>
-          <w:color w:val="1FA6A2"/>
-          <w:sz w:val="22"/>
-          <w:szCs w:val="22"/>
-        </w:rPr>
-        <w:t xml:space="preserve">☐  </w:t>
-      </w:r>
-      <w:r>
-        <w:rPr>
-          <w:sz w:val="20"/>
-          <w:szCs w:val="20"/>
-        </w:rPr>
         <w:t xml:space="preserve">I used at least two math words.</w:t>
-      </w:r>
-      <w:r>
-        <w:rPr>
-          <w:i/>
-          <w:iCs/>
-          <w:color w:val="5F6F80"/>
-          <w:sz w:val="18"/>
-          <w:szCs w:val="18"/>
-        </w:rPr>
-        <w:br/>
-        <w:t xml:space="preserve">Usé por lo menos dos palabras matemáticas.</w:t>
-      </w:r>
-    </w:p>
-    <w:p>
-      <w:pPr>
-        <w:spacing w:after="80"/>
-      </w:pPr>
-      <w:r>
-        <w:rPr>
-          <w:b/>
-          <w:bCs/>
-          <w:color w:val="1FA6A2"/>
-          <w:sz w:val="22"/>
-          <w:szCs w:val="22"/>
-        </w:rPr>
-        <w:t xml:space="preserve">☐  </w:t>
-      </w:r>
-      <w:r>
-        <w:rPr>
-          <w:sz w:val="20"/>
-          <w:szCs w:val="20"/>
-        </w:rPr>
-        <w:t xml:space="preserve">I reread complete sentences and punctuation.</w:t>
-      </w:r>
-      <w:r>
-        <w:rPr>
-          <w:i/>
-          <w:iCs/>
-          <w:color w:val="5F6F80"/>
-          <w:sz w:val="18"/>
-          <w:szCs w:val="18"/>
-        </w:rPr>
-        <w:br/>
-        <w:t xml:space="preserve">Volví a leer mis oraciones completas y la puntuación.</w:t>
       </w:r>
     </w:p>
     <w:p>
@@ -4983,7 +4514,7 @@
           <w:sz w:val="20"/>
           <w:szCs w:val="20"/>
         </w:rPr>
-        <w:t xml:space="preserve">☐  I answered the question.</w:t>
+        <w:t xml:space="preserve">☐  The answer to the math question is correct.</w:t>
       </w:r>
     </w:p>
     <w:p>
@@ -4995,7 +4526,7 @@
           <w:sz w:val="20"/>
           <w:szCs w:val="20"/>
         </w:rPr>
-        <w:t xml:space="preserve">☐  I used math evidence: numbers, an equation, a model, or a comparison.</w:t>
+        <w:t xml:space="preserve">☐  The evidence is real lesson mathematics (numbers, equation, or model), not restated claim.</w:t>
       </w:r>
     </w:p>
     <w:p>
@@ -5007,31 +4538,7 @@
           <w:sz w:val="20"/>
           <w:szCs w:val="20"/>
         </w:rPr>
-        <w:t xml:space="preserve">☐  I explained how the evidence proves my answer.</w:t>
-      </w:r>
-    </w:p>
-    <w:p>
-      <w:pPr>
-        <w:spacing w:after="80"/>
-      </w:pPr>
-      <w:r>
-        <w:rPr>
-          <w:sz w:val="20"/>
-          <w:szCs w:val="20"/>
-        </w:rPr>
-        <w:t xml:space="preserve">☐  I used at least two math words.</w:t>
-      </w:r>
-    </w:p>
-    <w:p>
-      <w:pPr>
-        <w:spacing w:after="80"/>
-      </w:pPr>
-      <w:r>
-        <w:rPr>
-          <w:sz w:val="20"/>
-          <w:szCs w:val="20"/>
-        </w:rPr>
-        <w:t xml:space="preserve">☐  I reread complete sentences and punctuation.</w:t>
+        <w:t xml:space="preserve">☐  The support level changed the language scaffolding, never the mathematical expectation.</w:t>
       </w:r>
     </w:p>
     <w:sectPr>
